--- a/pr-preview/pr-262/linear-algebra-direct-sums.docx
+++ b/pr-preview/pr-262/linear-algebra-direct-sums.docx
@@ -15,7 +15,7 @@
         <w:pStyle w:val="Date"/>
       </w:pPr>
       <w:r>
-        <w:t xml:space="preserve">Last modified: 2026-10-13 13:44:18 (PDT)</w:t>
+        <w:t xml:space="preserve">Last modified: 2026-10-13 16:53:25 (PDT)</w:t>
       </w:r>
     </w:p>
     <w:bookmarkStart w:id="46" w:name="sec-direct-sums"/>
@@ -20723,7 +20723,7 @@
     </w:p>
     <w:bookmarkEnd w:id="45"/>
     <w:bookmarkEnd w:id="46"/>
-    <w:bookmarkStart w:id="70" w:name="sec-orthogonal-complements"/>
+    <w:bookmarkStart w:id="71" w:name="sec-orthogonal-complements"/>
     <w:p>
       <w:pPr>
         <w:pStyle w:val="Heading2"/>
@@ -24215,24 +24215,6 @@
       <w:r>
         <w:t xml:space="preserve">.</w:t>
       </w:r>
-      <w:r>
-        <w:t xml:space="preserve"> </w:t>
-      </w:r>
-      <m:oMath>
-        <m:r>
-          <m:rPr>
-            <m:scr m:val="script"/>
-            <m:sty m:val="p"/>
-          </m:rPr>
-          <m:t>X</m:t>
-        </m:r>
-      </m:oMath>
-      <w:r>
-        <w:t xml:space="preserve"> </w:t>
-      </w:r>
-      <w:r>
-        <w:t xml:space="preserve">need not be a subspace.</w:t>
-      </w:r>
     </w:p>
     <w:bookmarkEnd w:id="50"/>
     <w:bookmarkStart w:id="51" w:name="exm-orthogonal-complement"/>
@@ -25774,26 +25756,20 @@
       </w:r>
     </w:p>
     <w:bookmarkEnd w:id="51"/>
-    <w:bookmarkStart w:id="52" w:name="thm-orthogonal-complement-subspace"/>
+    <w:bookmarkStart w:id="52" w:name="rem-orthogonal-complement-any-set"/>
     <w:p>
       <w:pPr>
         <w:pStyle w:val="FirstParagraph"/>
       </w:pPr>
       <w:r>
         <w:rPr>
-          <w:b/>
-          <w:bCs/>
+          <w:i/>
+          <w:iCs/>
         </w:rPr>
-        <w:t xml:space="preserve">Theorem 6 (An orthogonal complement is a subspace)</w:t>
-      </w:r>
-      <w:r>
-        <w:t xml:space="preserve"> </w:t>
-      </w:r>
-      <w:r>
-        <w:t xml:space="preserve">For any set</w:t>
-      </w:r>
-      <w:r>
-        <w:t xml:space="preserve"> </w:t>
+        <w:t xml:space="preserve">Remark 1</w:t>
+      </w:r>
+      <w:r>
+        <w:t xml:space="preserve"> (The orthogonal complement of a set that is not a subspace). </w:t>
       </w:r>
       <m:oMath>
         <m:r>
@@ -25808,61 +25784,10 @@
         <w:t xml:space="preserve"> </w:t>
       </w:r>
       <w:r>
-        <w:t xml:space="preserve">of vectors in</w:t>
-      </w:r>
-      <w:r>
-        <w:t xml:space="preserve"> </w:t>
-      </w:r>
-      <m:oMath>
-        <m:sSup>
-          <m:e>
-            <m:r>
-              <m:rPr>
-                <m:scr m:val="double-struck"/>
-                <m:sty m:val="p"/>
-              </m:rPr>
-              <m:t>R</m:t>
-            </m:r>
-          </m:e>
-          <m:sup>
-            <m:r>
-              <m:t>p</m:t>
-            </m:r>
-          </m:sup>
-        </m:sSup>
-      </m:oMath>
-      <w:r>
-        <w:t xml:space="preserve">,</w:t>
-      </w:r>
-      <w:r>
-        <w:t xml:space="preserve"> </w:t>
-      </w:r>
-      <m:oMath>
-        <m:sSup>
-          <m:e>
-            <m:r>
-              <m:rPr>
-                <m:scr m:val="script"/>
-                <m:sty m:val="p"/>
-              </m:rPr>
-              <m:t>X</m:t>
-            </m:r>
-          </m:e>
-          <m:sup>
-            <m:r>
-              <m:rPr>
-                <m:sty m:val="p"/>
-              </m:rPr>
-              <m:t>⟂</m:t>
-            </m:r>
-          </m:sup>
-        </m:sSup>
-      </m:oMath>
-      <w:r>
-        <w:t xml:space="preserve"> </w:t>
-      </w:r>
-      <w:r>
-        <w:t xml:space="preserve">(</w:t>
+        <w:t xml:space="preserve">in</w:t>
+      </w:r>
+      <w:r>
+        <w:t xml:space="preserve"> </w:t>
       </w:r>
       <w:hyperlink w:anchor="def-orthogonal-complement">
         <w:r>
@@ -25873,6 +25798,112 @@
         </w:r>
       </w:hyperlink>
       <w:r>
+        <w:t xml:space="preserve"> </w:t>
+      </w:r>
+      <w:r>
+        <w:t xml:space="preserve">need not be a subspace.</w:t>
+      </w:r>
+    </w:p>
+    <w:bookmarkEnd w:id="52"/>
+    <w:bookmarkStart w:id="53" w:name="thm-orthogonal-complement-subspace"/>
+    <w:p>
+      <w:pPr>
+        <w:pStyle w:val="BodyText"/>
+      </w:pPr>
+      <w:r>
+        <w:rPr>
+          <w:b/>
+          <w:bCs/>
+        </w:rPr>
+        <w:t xml:space="preserve">Theorem 6 (An orthogonal complement is a subspace)</w:t>
+      </w:r>
+      <w:r>
+        <w:t xml:space="preserve"> </w:t>
+      </w:r>
+      <w:r>
+        <w:t xml:space="preserve">For any set</w:t>
+      </w:r>
+      <w:r>
+        <w:t xml:space="preserve"> </w:t>
+      </w:r>
+      <m:oMath>
+        <m:r>
+          <m:rPr>
+            <m:scr m:val="script"/>
+            <m:sty m:val="p"/>
+          </m:rPr>
+          <m:t>X</m:t>
+        </m:r>
+      </m:oMath>
+      <w:r>
+        <w:t xml:space="preserve"> </w:t>
+      </w:r>
+      <w:r>
+        <w:t xml:space="preserve">of vectors in</w:t>
+      </w:r>
+      <w:r>
+        <w:t xml:space="preserve"> </w:t>
+      </w:r>
+      <m:oMath>
+        <m:sSup>
+          <m:e>
+            <m:r>
+              <m:rPr>
+                <m:scr m:val="double-struck"/>
+                <m:sty m:val="p"/>
+              </m:rPr>
+              <m:t>R</m:t>
+            </m:r>
+          </m:e>
+          <m:sup>
+            <m:r>
+              <m:t>p</m:t>
+            </m:r>
+          </m:sup>
+        </m:sSup>
+      </m:oMath>
+      <w:r>
+        <w:t xml:space="preserve">,</w:t>
+      </w:r>
+      <w:r>
+        <w:t xml:space="preserve"> </w:t>
+      </w:r>
+      <m:oMath>
+        <m:sSup>
+          <m:e>
+            <m:r>
+              <m:rPr>
+                <m:scr m:val="script"/>
+                <m:sty m:val="p"/>
+              </m:rPr>
+              <m:t>X</m:t>
+            </m:r>
+          </m:e>
+          <m:sup>
+            <m:r>
+              <m:rPr>
+                <m:sty m:val="p"/>
+              </m:rPr>
+              <m:t>⟂</m:t>
+            </m:r>
+          </m:sup>
+        </m:sSup>
+      </m:oMath>
+      <w:r>
+        <w:t xml:space="preserve"> </w:t>
+      </w:r>
+      <w:r>
+        <w:t xml:space="preserve">(</w:t>
+      </w:r>
+      <w:hyperlink w:anchor="def-orthogonal-complement">
+        <w:r>
+          <w:rPr>
+            <w:rStyle w:val="Hyperlink"/>
+          </w:rPr>
+          <w:t xml:space="preserve">Definition 4</w:t>
+        </w:r>
+      </w:hyperlink>
+      <w:r>
         <w:t xml:space="preserve">)</w:t>
       </w:r>
       <w:r>
@@ -25920,7 +25951,7 @@
         <w:t xml:space="preserve">).</w:t>
       </w:r>
     </w:p>
-    <w:bookmarkEnd w:id="52"/>
+    <w:bookmarkEnd w:id="53"/>
     <w:p>
       <w:pPr>
         <w:pStyle w:val="BodyText"/>
@@ -27021,7 +27052,7 @@
         <w:t xml:space="preserve">.</w:t>
       </w:r>
     </w:p>
-    <w:bookmarkStart w:id="55" w:name="exm-orthogonal-complement-subspace"/>
+    <w:bookmarkStart w:id="56" w:name="exm-orthogonal-complement-subspace"/>
     <w:p>
       <w:pPr>
         <w:pStyle w:val="BodyText"/>
@@ -27724,7 +27755,7 @@
       <w:r>
         <w:t xml:space="preserve"> </w:t>
       </w:r>
-      <w:hyperlink r:id="rId53">
+      <w:hyperlink r:id="rId54">
         <w:r>
           <w:rPr>
             <w:rStyle w:val="Hyperlink"/>
@@ -27805,12 +27836,12 @@
       <w:r>
         <w:t xml:space="preserve"> </w:t>
       </w:r>
-      <w:hyperlink r:id="rId54">
+      <w:hyperlink r:id="rId55">
         <w:r>
           <w:rPr>
             <w:rStyle w:val="Hyperlink"/>
           </w:rPr>
-          <w:t xml:space="preserve">Remark 7 in Vectors</w:t>
+          <w:t xml:space="preserve">Remark 8 in Vectors</w:t>
         </w:r>
       </w:hyperlink>
       <w:r>
@@ -27852,8 +27883,8 @@
         <w:t xml:space="preserve">.</w:t>
       </w:r>
     </w:p>
-    <w:bookmarkEnd w:id="55"/>
-    <w:bookmarkStart w:id="56" w:name="thm-complement-null-space"/>
+    <w:bookmarkEnd w:id="56"/>
+    <w:bookmarkStart w:id="57" w:name="thm-complement-null-space"/>
     <w:p>
       <w:pPr>
         <w:pStyle w:val="BodyText"/>
@@ -28007,7 +28038,7 @@
         </m:oMath>
       </m:oMathPara>
     </w:p>
-    <w:bookmarkEnd w:id="56"/>
+    <w:bookmarkEnd w:id="57"/>
     <w:p>
       <w:pPr>
         <w:pStyle w:val="FirstParagraph"/>
@@ -28739,12 +28770,12 @@
       <w:r>
         <w:t xml:space="preserve">(</w:t>
       </w:r>
-      <w:hyperlink r:id="rId57">
+      <w:hyperlink r:id="rId58">
         <w:r>
           <w:rPr>
             <w:rStyle w:val="Hyperlink"/>
           </w:rPr>
-          <w:t xml:space="preserve">Definition 2 in Column Space, Null Space and Rank-Nullity</w:t>
+          <w:t xml:space="preserve">Definition 3 in Column Space, Null Space and Rank-Nullity</w:t>
         </w:r>
       </w:hyperlink>
       <w:r>
@@ -30466,7 +30497,7 @@
         <w:t xml:space="preserve">.</w:t>
       </w:r>
     </w:p>
-    <w:bookmarkStart w:id="60" w:name="exm-complement-null-space"/>
+    <w:bookmarkStart w:id="61" w:name="exm-complement-null-space"/>
     <w:p>
       <w:pPr>
         <w:pStyle w:val="BodyText"/>
@@ -30485,7 +30516,7 @@
         </w:rPr>
         <w:t xml:space="preserve"> </w:t>
       </w:r>
-      <w:hyperlink r:id="rId58">
+      <w:hyperlink r:id="rId59">
         <w:r>
           <w:rPr>
             <w:rStyle w:val="Hyperlink"/>
@@ -30528,7 +30559,7 @@
       <w:r>
         <w:t xml:space="preserve"> </w:t>
       </w:r>
-      <w:hyperlink r:id="rId58">
+      <w:hyperlink r:id="rId59">
         <w:r>
           <w:rPr>
             <w:rStyle w:val="Hyperlink"/>
@@ -30630,7 +30661,7 @@
       <w:r>
         <w:t xml:space="preserve"> </w:t>
       </w:r>
-      <w:hyperlink r:id="rId59">
+      <w:hyperlink r:id="rId60">
         <w:r>
           <w:rPr>
             <w:rStyle w:val="Hyperlink"/>
@@ -31175,8 +31206,8 @@
         </m:oMath>
       </m:oMathPara>
     </w:p>
-    <w:bookmarkEnd w:id="60"/>
-    <w:bookmarkStart w:id="61" w:name="thm-orthogonal-direct-sum"/>
+    <w:bookmarkEnd w:id="61"/>
+    <w:bookmarkStart w:id="62" w:name="thm-orthogonal-direct-sum"/>
     <w:p>
       <w:pPr>
         <w:pStyle w:val="FirstParagraph"/>
@@ -31683,7 +31714,7 @@
         <w:t xml:space="preserve">).</w:t>
       </w:r>
     </w:p>
-    <w:bookmarkEnd w:id="61"/>
+    <w:bookmarkEnd w:id="62"/>
     <w:p>
       <w:pPr>
         <w:pStyle w:val="BodyText"/>
@@ -33128,7 +33159,7 @@
                   <m:nor/>
                   <m:sty m:val="p"/>
                 </m:rPr>
-                <m:t>Definition 5 in Column Space, Null Space and Rank-Nullity</m:t>
+                <m:t>Definition 7 in Column Space, Null Space and Rank-Nullity</m:t>
               </m:r>
               <m:r>
                 <m:rPr>
@@ -34153,7 +34184,7 @@
       <w:r>
         <w:t xml:space="preserve">is a subspace (</w:t>
       </w:r>
-      <w:hyperlink r:id="rId62">
+      <w:hyperlink r:id="rId63">
         <w:r>
           <w:rPr>
             <w:rStyle w:val="Hyperlink"/>
@@ -34238,7 +34269,7 @@
       <w:r>
         <w:t xml:space="preserve"> </w:t>
       </w:r>
-      <w:hyperlink r:id="rId63">
+      <w:hyperlink r:id="rId64">
         <w:r>
           <w:rPr>
             <w:rStyle w:val="Hyperlink"/>
@@ -34406,7 +34437,7 @@
         <w:t xml:space="preserve">(statement 1 implies statement 3).</w:t>
       </w:r>
     </w:p>
-    <w:bookmarkStart w:id="64" w:name="exm-orthogonal-direct-sum"/>
+    <w:bookmarkStart w:id="65" w:name="exm-orthogonal-direct-sum"/>
     <w:p>
       <w:pPr>
         <w:pStyle w:val="BodyText"/>
@@ -36452,8 +36483,8 @@
         </m:oMath>
       </m:oMathPara>
     </w:p>
-    <w:bookmarkEnd w:id="64"/>
-    <w:bookmarkStart w:id="65" w:name="thm-double-complement"/>
+    <w:bookmarkEnd w:id="65"/>
+    <w:bookmarkStart w:id="66" w:name="thm-double-complement"/>
     <w:p>
       <w:pPr>
         <w:pStyle w:val="FirstParagraph"/>
@@ -36588,7 +36619,7 @@
         </m:oMath>
       </m:oMathPara>
     </w:p>
-    <w:bookmarkEnd w:id="65"/>
+    <w:bookmarkEnd w:id="66"/>
     <w:p>
       <w:pPr>
         <w:pStyle w:val="FirstParagraph"/>
@@ -36866,7 +36897,7 @@
       <w:r>
         <w:t xml:space="preserve">too (</w:t>
       </w:r>
-      <w:hyperlink r:id="rId66">
+      <w:hyperlink r:id="rId67">
         <w:r>
           <w:rPr>
             <w:rStyle w:val="Hyperlink"/>
@@ -37565,7 +37596,7 @@
       <w:r>
         <w:t xml:space="preserve">(</w:t>
       </w:r>
-      <w:hyperlink r:id="rId63">
+      <w:hyperlink r:id="rId64">
         <w:r>
           <w:rPr>
             <w:rStyle w:val="Hyperlink"/>
@@ -37577,7 +37608,7 @@
         <w:t xml:space="preserve">).</w:t>
       </w:r>
     </w:p>
-    <w:bookmarkStart w:id="68" w:name="exm-double-complement"/>
+    <w:bookmarkStart w:id="69" w:name="exm-double-complement"/>
     <w:p>
       <w:pPr>
         <w:pStyle w:val="BodyText"/>
@@ -38248,7 +38279,7 @@
       <w:r>
         <w:t xml:space="preserve">(</w:t>
       </w:r>
-      <w:hyperlink r:id="rId67">
+      <w:hyperlink r:id="rId68">
         <w:r>
           <w:rPr>
             <w:rStyle w:val="Hyperlink"/>
@@ -38578,8 +38609,8 @@
         </m:oMath>
       </m:oMathPara>
     </w:p>
-    <w:bookmarkEnd w:id="68"/>
-    <w:bookmarkStart w:id="69" w:name="exm-double-complement-fails"/>
+    <w:bookmarkEnd w:id="69"/>
+    <w:bookmarkStart w:id="70" w:name="exm-double-complement-fails"/>
     <w:p>
       <w:pPr>
         <w:pStyle w:val="FirstParagraph"/>
@@ -38975,9 +39006,9 @@
         <w:t xml:space="preserve">to be a subspace.</w:t>
       </w:r>
     </w:p>
-    <w:bookmarkEnd w:id="69"/>
     <w:bookmarkEnd w:id="70"/>
-    <w:bookmarkStart w:id="83" w:name="sec-fundamental-theorem"/>
+    <w:bookmarkEnd w:id="71"/>
+    <w:bookmarkStart w:id="84" w:name="sec-fundamental-theorem"/>
     <w:p>
       <w:pPr>
         <w:pStyle w:val="Heading2"/>
@@ -38986,7 +39017,7 @@
         <w:t xml:space="preserve">3 The fundamental theorem of linear algebra</w:t>
       </w:r>
     </w:p>
-    <w:bookmarkStart w:id="71" w:name="thm-fundamental-subspaces"/>
+    <w:bookmarkStart w:id="72" w:name="thm-fundamental-subspaces"/>
     <w:p>
       <w:pPr>
         <w:pStyle w:val="FirstParagraph"/>
@@ -39893,7 +39924,7 @@
         <w:t xml:space="preserve">.</w:t>
       </w:r>
     </w:p>
-    <w:bookmarkEnd w:id="71"/>
+    <w:bookmarkEnd w:id="72"/>
     <w:p>
       <w:pPr>
         <w:pStyle w:val="FirstParagraph"/>
@@ -40891,7 +40922,7 @@
       <w:r>
         <w:t xml:space="preserve"> </w:t>
       </w:r>
-      <w:hyperlink r:id="rId72">
+      <w:hyperlink r:id="rId73">
         <w:r>
           <w:rPr>
             <w:rStyle w:val="Hyperlink"/>
@@ -41017,7 +41048,7 @@
       <w:r>
         <w:t xml:space="preserve"> </w:t>
       </w:r>
-      <w:hyperlink r:id="rId72">
+      <w:hyperlink r:id="rId73">
         <w:r>
           <w:rPr>
             <w:rStyle w:val="Hyperlink"/>
@@ -41051,7 +41082,7 @@
       <w:r>
         <w:t xml:space="preserve"> </w:t>
       </w:r>
-      <w:hyperlink r:id="rId73">
+      <w:hyperlink r:id="rId74">
         <w:r>
           <w:rPr>
             <w:rStyle w:val="Hyperlink"/>
@@ -41175,12 +41206,12 @@
       <w:r>
         <w:t xml:space="preserve">(</w:t>
       </w:r>
-      <w:hyperlink r:id="rId74">
+      <w:hyperlink r:id="rId75">
         <w:r>
           <w:rPr>
             <w:rStyle w:val="Hyperlink"/>
           </w:rPr>
-          <w:t xml:space="preserve">Definition 5 in Column Space, Null Space and Rank-Nullity</w:t>
+          <w:t xml:space="preserve">Definition 7 in Column Space, Null Space and Rank-Nullity</w:t>
         </w:r>
       </w:hyperlink>
       <w:r>
@@ -41349,7 +41380,7 @@
         <w:t xml:space="preserve">in the same way.</w:t>
       </w:r>
     </w:p>
-    <w:bookmarkStart w:id="77" w:name="exm-fundamental-subspaces"/>
+    <w:bookmarkStart w:id="78" w:name="exm-fundamental-subspaces"/>
     <w:p>
       <w:pPr>
         <w:pStyle w:val="BodyText"/>
@@ -41368,7 +41399,7 @@
         </w:rPr>
         <w:t xml:space="preserve"> </w:t>
       </w:r>
-      <w:hyperlink r:id="rId58">
+      <w:hyperlink r:id="rId59">
         <w:r>
           <w:rPr>
             <w:rStyle w:val="Hyperlink"/>
@@ -41411,7 +41442,7 @@
       <w:r>
         <w:t xml:space="preserve"> </w:t>
       </w:r>
-      <w:hyperlink r:id="rId58">
+      <w:hyperlink r:id="rId59">
         <w:r>
           <w:rPr>
             <w:rStyle w:val="Hyperlink"/>
@@ -41488,7 +41519,7 @@
       <w:r>
         <w:t xml:space="preserve">(</w:t>
       </w:r>
-      <w:hyperlink r:id="rId75">
+      <w:hyperlink r:id="rId76">
         <w:r>
           <w:rPr>
             <w:rStyle w:val="Hyperlink"/>
@@ -41873,7 +41904,7 @@
       <w:r>
         <w:t xml:space="preserve">(</w:t>
       </w:r>
-      <w:hyperlink r:id="rId76">
+      <w:hyperlink r:id="rId77">
         <w:r>
           <w:rPr>
             <w:rStyle w:val="Hyperlink"/>
@@ -44254,9 +44285,9 @@
         <w:t xml:space="preserve">.</w:t>
       </w:r>
     </w:p>
-    <w:bookmarkEnd w:id="77"/>
-    <w:bookmarkStart w:id="82" w:name="refs"/>
-    <w:bookmarkStart w:id="79" w:name="ref-banerjee2014linear"/>
+    <w:bookmarkEnd w:id="78"/>
+    <w:bookmarkStart w:id="83" w:name="refs"/>
+    <w:bookmarkStart w:id="80" w:name="ref-banerjee2014linear"/>
     <w:p>
       <w:pPr>
         <w:pStyle w:val="Bibliography"/>
@@ -44280,7 +44311,7 @@
       <w:r>
         <w:t xml:space="preserve"> </w:t>
       </w:r>
-      <w:hyperlink r:id="rId78">
+      <w:hyperlink r:id="rId79">
         <w:r>
           <w:rPr>
             <w:rStyle w:val="Hyperlink"/>
@@ -44292,8 +44323,8 @@
         <w:t xml:space="preserve">.</w:t>
       </w:r>
     </w:p>
-    <w:bookmarkEnd w:id="79"/>
-    <w:bookmarkStart w:id="81" w:name="ref-zhou2024orthproj"/>
+    <w:bookmarkEnd w:id="80"/>
+    <w:bookmarkStart w:id="82" w:name="ref-zhou2024orthproj"/>
     <w:p>
       <w:pPr>
         <w:pStyle w:val="Bibliography"/>
@@ -44317,7 +44348,7 @@
       <w:r>
         <w:t xml:space="preserve"> </w:t>
       </w:r>
-      <w:hyperlink r:id="rId80">
+      <w:hyperlink r:id="rId81">
         <w:r>
           <w:rPr>
             <w:rStyle w:val="Hyperlink"/>
@@ -44329,9 +44360,9 @@
         <w:t xml:space="preserve">.</w:t>
       </w:r>
     </w:p>
-    <w:bookmarkEnd w:id="81"/>
     <w:bookmarkEnd w:id="82"/>
     <w:bookmarkEnd w:id="83"/>
+    <w:bookmarkEnd w:id="84"/>
     <w:sectPr>
       <w:footnotePr>
         <w:numRestart w:val="eachSect"/>
